--- a/14_ACP01/ACP01 - Module 3 - Security & Compliance/ACP01 - Module 3.3 - IAM Identity & Access Management - Revision Notes.docx
+++ b/14_ACP01/ACP01 - Module 3 - Security & Compliance/ACP01 - Module 3.3 - IAM Identity & Access Management - Revision Notes.docx
@@ -117,6 +117,177 @@
                     <a:xfrm>
                       <a:off x="0" y="0"/>
                       <a:ext cx="7173326" cy="5353797"/>
+                    </a:xfrm>
+                    <a:prstGeom prst="rect">
+                      <a:avLst/>
+                    </a:prstGeom>
+                  </pic:spPr>
+                </pic:pic>
+              </a:graphicData>
+            </a:graphic>
+          </wp:inline>
+        </w:drawing>
+      </w:r>
+    </w:p>
+    <w:p>
+      <w:r>
+        <w:rPr>
+          <w:noProof/>
+        </w:rPr>
+        <w:lastRenderedPageBreak/>
+        <w:drawing>
+          <wp:inline distT="0" distB="0" distL="0" distR="0" wp14:anchorId="13934BE2" wp14:editId="14D2CC29">
+            <wp:extent cx="4097547" cy="1133655"/>
+            <wp:effectExtent l="0" t="0" r="0" b="9525"/>
+            <wp:docPr id="1477290744" name="Picture 1"/>
+            <wp:cNvGraphicFramePr>
+              <a:graphicFrameLocks xmlns:a="http://schemas.openxmlformats.org/drawingml/2006/main" noChangeAspect="1"/>
+            </wp:cNvGraphicFramePr>
+            <a:graphic xmlns:a="http://schemas.openxmlformats.org/drawingml/2006/main">
+              <a:graphicData uri="http://schemas.openxmlformats.org/drawingml/2006/picture">
+                <pic:pic xmlns:pic="http://schemas.openxmlformats.org/drawingml/2006/picture">
+                  <pic:nvPicPr>
+                    <pic:cNvPr id="1477290744" name=""/>
+                    <pic:cNvPicPr/>
+                  </pic:nvPicPr>
+                  <pic:blipFill>
+                    <a:blip r:embed="rId8"/>
+                    <a:stretch>
+                      <a:fillRect/>
+                    </a:stretch>
+                  </pic:blipFill>
+                  <pic:spPr>
+                    <a:xfrm>
+                      <a:off x="0" y="0"/>
+                      <a:ext cx="4151534" cy="1148591"/>
+                    </a:xfrm>
+                    <a:prstGeom prst="rect">
+                      <a:avLst/>
+                    </a:prstGeom>
+                  </pic:spPr>
+                </pic:pic>
+              </a:graphicData>
+            </a:graphic>
+          </wp:inline>
+        </w:drawing>
+      </w:r>
+    </w:p>
+    <w:p>
+      <w:r>
+        <w:rPr>
+          <w:noProof/>
+        </w:rPr>
+        <w:drawing>
+          <wp:inline distT="0" distB="0" distL="0" distR="0" wp14:anchorId="47BF8881" wp14:editId="19E4A5B1">
+            <wp:extent cx="7983064" cy="5372850"/>
+            <wp:effectExtent l="0" t="0" r="0" b="0"/>
+            <wp:docPr id="1899112096" name="Picture 1"/>
+            <wp:cNvGraphicFramePr>
+              <a:graphicFrameLocks xmlns:a="http://schemas.openxmlformats.org/drawingml/2006/main" noChangeAspect="1"/>
+            </wp:cNvGraphicFramePr>
+            <a:graphic xmlns:a="http://schemas.openxmlformats.org/drawingml/2006/main">
+              <a:graphicData uri="http://schemas.openxmlformats.org/drawingml/2006/picture">
+                <pic:pic xmlns:pic="http://schemas.openxmlformats.org/drawingml/2006/picture">
+                  <pic:nvPicPr>
+                    <pic:cNvPr id="1899112096" name=""/>
+                    <pic:cNvPicPr/>
+                  </pic:nvPicPr>
+                  <pic:blipFill>
+                    <a:blip r:embed="rId9"/>
+                    <a:stretch>
+                      <a:fillRect/>
+                    </a:stretch>
+                  </pic:blipFill>
+                  <pic:spPr>
+                    <a:xfrm>
+                      <a:off x="0" y="0"/>
+                      <a:ext cx="7983064" cy="5372850"/>
+                    </a:xfrm>
+                    <a:prstGeom prst="rect">
+                      <a:avLst/>
+                    </a:prstGeom>
+                  </pic:spPr>
+                </pic:pic>
+              </a:graphicData>
+            </a:graphic>
+          </wp:inline>
+        </w:drawing>
+      </w:r>
+    </w:p>
+    <w:p>
+      <w:r>
+        <w:rPr>
+          <w:noProof/>
+        </w:rPr>
+        <w:lastRenderedPageBreak/>
+        <w:drawing>
+          <wp:inline distT="0" distB="0" distL="0" distR="0" wp14:anchorId="5EBF6681" wp14:editId="6FCC4A30">
+            <wp:extent cx="8005313" cy="6250868"/>
+            <wp:effectExtent l="0" t="0" r="0" b="0"/>
+            <wp:docPr id="487711071" name="Picture 1"/>
+            <wp:cNvGraphicFramePr>
+              <a:graphicFrameLocks xmlns:a="http://schemas.openxmlformats.org/drawingml/2006/main" noChangeAspect="1"/>
+            </wp:cNvGraphicFramePr>
+            <a:graphic xmlns:a="http://schemas.openxmlformats.org/drawingml/2006/main">
+              <a:graphicData uri="http://schemas.openxmlformats.org/drawingml/2006/picture">
+                <pic:pic xmlns:pic="http://schemas.openxmlformats.org/drawingml/2006/picture">
+                  <pic:nvPicPr>
+                    <pic:cNvPr id="487711071" name=""/>
+                    <pic:cNvPicPr/>
+                  </pic:nvPicPr>
+                  <pic:blipFill>
+                    <a:blip r:embed="rId10"/>
+                    <a:stretch>
+                      <a:fillRect/>
+                    </a:stretch>
+                  </pic:blipFill>
+                  <pic:spPr>
+                    <a:xfrm>
+                      <a:off x="0" y="0"/>
+                      <a:ext cx="8014941" cy="6258386"/>
+                    </a:xfrm>
+                    <a:prstGeom prst="rect">
+                      <a:avLst/>
+                    </a:prstGeom>
+                  </pic:spPr>
+                </pic:pic>
+              </a:graphicData>
+            </a:graphic>
+          </wp:inline>
+        </w:drawing>
+      </w:r>
+    </w:p>
+    <w:p>
+      <w:r>
+        <w:rPr>
+          <w:noProof/>
+        </w:rPr>
+        <w:lastRenderedPageBreak/>
+        <w:drawing>
+          <wp:inline distT="0" distB="0" distL="0" distR="0" wp14:anchorId="48486114" wp14:editId="1BC1265E">
+            <wp:extent cx="4677428" cy="4220164"/>
+            <wp:effectExtent l="0" t="0" r="8890" b="9525"/>
+            <wp:docPr id="644535975" name="Picture 1"/>
+            <wp:cNvGraphicFramePr>
+              <a:graphicFrameLocks xmlns:a="http://schemas.openxmlformats.org/drawingml/2006/main" noChangeAspect="1"/>
+            </wp:cNvGraphicFramePr>
+            <a:graphic xmlns:a="http://schemas.openxmlformats.org/drawingml/2006/main">
+              <a:graphicData uri="http://schemas.openxmlformats.org/drawingml/2006/picture">
+                <pic:pic xmlns:pic="http://schemas.openxmlformats.org/drawingml/2006/picture">
+                  <pic:nvPicPr>
+                    <pic:cNvPr id="644535975" name=""/>
+                    <pic:cNvPicPr/>
+                  </pic:nvPicPr>
+                  <pic:blipFill>
+                    <a:blip r:embed="rId11"/>
+                    <a:stretch>
+                      <a:fillRect/>
+                    </a:stretch>
+                  </pic:blipFill>
+                  <pic:spPr>
+                    <a:xfrm>
+                      <a:off x="0" y="0"/>
+                      <a:ext cx="4677428" cy="4220164"/>
                     </a:xfrm>
                     <a:prstGeom prst="rect">
                       <a:avLst/>

--- a/14_ACP01/ACP01 - Module 3 - Security & Compliance/ACP01 - Module 3.3 - IAM Identity & Access Management - Revision Notes.docx
+++ b/14_ACP01/ACP01 - Module 3 - Security & Compliance/ACP01 - Module 3.3 - IAM Identity & Access Management - Revision Notes.docx
@@ -136,6 +136,53 @@
         </w:rPr>
         <w:lastRenderedPageBreak/>
         <w:drawing>
+          <wp:inline distT="0" distB="0" distL="0" distR="0" wp14:anchorId="2B07F05F" wp14:editId="6A9D3BDC">
+            <wp:extent cx="3515216" cy="4258269"/>
+            <wp:effectExtent l="0" t="0" r="9525" b="0"/>
+            <wp:docPr id="1967869937" name="Picture 1"/>
+            <wp:cNvGraphicFramePr>
+              <a:graphicFrameLocks xmlns:a="http://schemas.openxmlformats.org/drawingml/2006/main" noChangeAspect="1"/>
+            </wp:cNvGraphicFramePr>
+            <a:graphic xmlns:a="http://schemas.openxmlformats.org/drawingml/2006/main">
+              <a:graphicData uri="http://schemas.openxmlformats.org/drawingml/2006/picture">
+                <pic:pic xmlns:pic="http://schemas.openxmlformats.org/drawingml/2006/picture">
+                  <pic:nvPicPr>
+                    <pic:cNvPr id="1967869937" name=""/>
+                    <pic:cNvPicPr/>
+                  </pic:nvPicPr>
+                  <pic:blipFill>
+                    <a:blip r:embed="rId8"/>
+                    <a:stretch>
+                      <a:fillRect/>
+                    </a:stretch>
+                  </pic:blipFill>
+                  <pic:spPr>
+                    <a:xfrm>
+                      <a:off x="0" y="0"/>
+                      <a:ext cx="3515216" cy="4258269"/>
+                    </a:xfrm>
+                    <a:prstGeom prst="rect">
+                      <a:avLst/>
+                    </a:prstGeom>
+                  </pic:spPr>
+                </pic:pic>
+              </a:graphicData>
+            </a:graphic>
+          </wp:inline>
+        </w:drawing>
+      </w:r>
+    </w:p>
+    <w:p/>
+    <w:p/>
+    <w:p/>
+    <w:p/>
+    <w:p>
+      <w:r>
+        <w:rPr>
+          <w:noProof/>
+        </w:rPr>
+        <w:lastRenderedPageBreak/>
+        <w:drawing>
           <wp:inline distT="0" distB="0" distL="0" distR="0" wp14:anchorId="13934BE2" wp14:editId="14D2CC29">
             <wp:extent cx="4097547" cy="1133655"/>
             <wp:effectExtent l="0" t="0" r="0" b="9525"/>
@@ -151,7 +198,7 @@
                     <pic:cNvPicPr/>
                   </pic:nvPicPr>
                   <pic:blipFill>
-                    <a:blip r:embed="rId8"/>
+                    <a:blip r:embed="rId9"/>
                     <a:stretch>
                       <a:fillRect/>
                     </a:stretch>
@@ -193,7 +240,7 @@
                     <pic:cNvPicPr/>
                   </pic:nvPicPr>
                   <pic:blipFill>
-                    <a:blip r:embed="rId9"/>
+                    <a:blip r:embed="rId10"/>
                     <a:stretch>
                       <a:fillRect/>
                     </a:stretch>
@@ -236,7 +283,7 @@
                     <pic:cNvPicPr/>
                   </pic:nvPicPr>
                   <pic:blipFill>
-                    <a:blip r:embed="rId10"/>
+                    <a:blip r:embed="rId11"/>
                     <a:stretch>
                       <a:fillRect/>
                     </a:stretch>
@@ -279,7 +326,7 @@
                     <pic:cNvPicPr/>
                   </pic:nvPicPr>
                   <pic:blipFill>
-                    <a:blip r:embed="rId11"/>
+                    <a:blip r:embed="rId12"/>
                     <a:stretch>
                       <a:fillRect/>
                     </a:stretch>
